--- a/notes/signal-extraction-at-scale/index.docx
+++ b/notes/signal-extraction-at-scale/index.docx
@@ -152,7 +152,7 @@
               <w:t xml:space="preserve"> </w:t>
             </w:r>
             <w:r>
-              <w:t xml:space="preserve">Co-movement screens are only credible when the search is wide, repeatable and honest about what it has not yet covered. This is the machinery for that.</w:t>
+              <w:t xml:space="preserve">Co-movement screens are only credible when the search is wide, repeatable and explicit about what it covers. This is the machinery for that.</w:t>
             </w:r>
           </w:p>
         </w:tc>
@@ -779,13 +779,13 @@
       </w:r>
     </w:p>
     <w:bookmarkEnd w:id="28"/>
-    <w:bookmarkStart w:id="29" w:name="limits-and-next-steps"/>
+    <w:bookmarkStart w:id="29" w:name="scope-and-next-steps"/>
     <w:p>
       <w:pPr>
         <w:pStyle w:val="Heading2"/>
       </w:pPr>
       <w:r>
-        <w:t xml:space="preserve">Limits and next steps</w:t>
+        <w:t xml:space="preserve">Scope and next steps</w:t>
       </w:r>
     </w:p>
     <w:p>
@@ -843,7 +843,7 @@
         <w:t xml:space="preserve"> </w:t>
       </w:r>
       <w:r>
-        <w:t xml:space="preserve">are generated from simulated data built to share the structure of the analysis (its variables, horizons and frequencies). They show how the method works and what its output looks like; they are not the project’s results. Results stated in the text are the project’s own. Methods are described at the level of a methods section. Code and data pipelines are not reproduced here.</w:t>
+        <w:t xml:space="preserve">are generated from simulated data built to share the structure of the analysis (its variables, horizons and frequencies). They show how each method works and what its output looks like. Results stated in the text, and figures that give a source, are the project’s own. Methods are described at the level of a methods section. Code and data pipelines are not reproduced here.</w:t>
       </w:r>
     </w:p>
     <w:bookmarkEnd w:id="30"/>

--- a/notes/signal-extraction-at-scale/index.docx
+++ b/notes/signal-extraction-at-scale/index.docx
@@ -793,7 +793,7 @@
         <w:pStyle w:val="FirstParagraph"/>
       </w:pPr>
       <w:r>
-        <w:t xml:space="preserve">The screen finds candidates, not causes. High coherence between two series says they share movement at some frequency; it does not say why, and in a very large search some of it will be chance. Pairs of interest need a second stage: stability across sub-periods, a correction for the number of pairs searched, and an economic story.</w:t>
+        <w:t xml:space="preserve">The screen is built to search a very large space of macroeconomic series for pairs that move together at particular frequencies, as a first stage that surfaces candidates for economic study. The search is stratified, so it samples the space rather than enumerating it, and long runs are protected so that a failure costs one batch, not the whole search.</w:t>
       </w:r>
     </w:p>
     <w:p>
@@ -801,7 +801,15 @@
         <w:pStyle w:val="BodyText"/>
       </w:pPr>
       <w:r>
-        <w:t xml:space="preserve">The coverage is also thin by construction, under one tenth of one per cent of possible pairs. The search was stratified rather than exhaustive, so results should be read as a sample of the space, not a census. The series came from a licensed source, so the underlying values and the ranked list of strongest pairs are not reproduced here. A natural next step is a published, simulated benchmark on which the full screen, including its multiple-testing correction, can be demonstrated end to end.</w:t>
+        <w:t xml:space="preserve">The natural extensions are two. First, a second stage for pairs of interest: stability across sub-periods, a correction for the number of pairs searched, and an economic story. Second, a published simulated benchmark on which the full screen, including its multiple-testing correction, can be demonstrated end to end.</w:t>
+      </w:r>
+    </w:p>
+    <w:p>
+      <w:pPr>
+        <w:pStyle w:val="BodyText"/>
+      </w:pPr>
+      <w:r>
+        <w:t xml:space="preserve">The source data are licensed, so the series and the ranked list of strongest pairs are not reproduced here; the results can be discussed on request.</w:t>
       </w:r>
     </w:p>
     <w:bookmarkEnd w:id="29"/>
